--- a/docs/resume/preface.docx
+++ b/docs/resume/preface.docx
@@ -1,33 +1,31 @@
 
 <file path=word/document.xml><?xml version="1.0" encoding="utf-8"?>
-<w:document xmlns:wpc="http://schemas.microsoft.com/office/word/2010/wordprocessingCanvas" xmlns:cx="http://schemas.microsoft.com/office/drawing/2014/chartex" xmlns:cx1="http://schemas.microsoft.com/office/drawing/2015/9/8/chartex" xmlns:cx2="http://schemas.microsoft.com/office/drawing/2015/10/21/chartex" xmlns:cx3="http://schemas.microsoft.com/office/drawing/2016/5/9/chartex" xmlns:cx4="http://schemas.microsoft.com/office/drawing/2016/5/10/chartex" xmlns:cx5="http://schemas.microsoft.com/office/drawing/2016/5/11/chartex" xmlns:cx6="http://schemas.microsoft.com/office/drawing/2016/5/12/chartex" xmlns:cx7="http://schemas.microsoft.com/office/drawing/2016/5/13/chartex" xmlns:cx8="http://schemas.microsoft.com/office/drawing/2016/5/14/chartex" xmlns:mc="http://schemas.openxmlformats.org/markup-compatibility/2006" xmlns:aink="http://schemas.microsoft.com/office/drawing/2016/ink" xmlns:am3d="http://schemas.microsoft.com/office/drawing/2017/model3d" xmlns:o="urn:schemas-microsoft-com:office:office" xmlns:oel="http://schemas.microsoft.com/office/2019/extlst" xmlns:r="http://schemas.openxmlformats.org/officeDocument/2006/relationships" xmlns:m="http://schemas.openxmlformats.org/officeDocument/2006/math" xmlns:v="urn:schemas-microsoft-com:vml" xmlns:wp14="http://schemas.microsoft.com/office/word/2010/wordprocessingDrawing" xmlns:wp="http://schemas.openxmlformats.org/drawingml/2006/wordprocessingDrawing" xmlns:w10="urn:schemas-microsoft-com:office:word" xmlns:w="http://schemas.openxmlformats.org/wordprocessingml/2006/main" xmlns:w14="http://schemas.microsoft.com/office/word/2010/wordml" xmlns:w15="http://schemas.microsoft.com/office/word/2012/wordml" xmlns:w16cex="http://schemas.microsoft.com/office/word/2018/wordml/cex" xmlns:w16cid="http://schemas.microsoft.com/office/word/2016/wordml/cid" xmlns:w16="http://schemas.microsoft.com/office/word/2018/wordml" xmlns:w16du="http://schemas.microsoft.com/office/word/2023/wordml/word16du" xmlns:w16sdtdh="http://schemas.microsoft.com/office/word/2020/wordml/sdtdatahash" xmlns:w16sdtfl="http://schemas.microsoft.com/office/word/2024/wordml/sdtformatlock" xmlns:w16se="http://schemas.microsoft.com/office/word/2015/wordml/symex" xmlns:wpg="http://schemas.microsoft.com/office/word/2010/wordprocessingGroup" xmlns:wpi="http://schemas.microsoft.com/office/word/2010/wordprocessingInk" xmlns:wne="http://schemas.microsoft.com/office/word/2006/wordml" xmlns:wps="http://schemas.microsoft.com/office/word/2010/wordprocessingShape" mc:Ignorable="w14 w15 w16se w16cid w16 w16cex w16sdtdh w16sdtfl w16du wp14">
+<w:document xmlns:wpc="http://schemas.microsoft.com/office/word/2010/wordprocessingCanvas" xmlns:cx="http://schemas.microsoft.com/office/drawing/2014/chartex" xmlns:cx1="http://schemas.microsoft.com/office/drawing/2015/9/8/chartex" xmlns:cx2="http://schemas.microsoft.com/office/drawing/2015/10/21/chartex" xmlns:cx3="http://schemas.microsoft.com/office/drawing/2016/5/9/chartex" xmlns:cx4="http://schemas.microsoft.com/office/drawing/2016/5/10/chartex" xmlns:cx5="http://schemas.microsoft.com/office/drawing/2016/5/11/chartex" xmlns:cx6="http://schemas.microsoft.com/office/drawing/2016/5/12/chartex" xmlns:cx7="http://schemas.microsoft.com/office/drawing/2016/5/13/chartex" xmlns:cx8="http://schemas.microsoft.com/office/drawing/2016/5/14/chartex" xmlns:mc="http://schemas.openxmlformats.org/markup-compatibility/2006" xmlns:m="http://schemas.openxmlformats.org/officeDocument/2006/math" xmlns:aink="http://schemas.microsoft.com/office/drawing/2016/ink" xmlns:am3d="http://schemas.microsoft.com/office/drawing/2017/model3d" xmlns:oel="http://schemas.microsoft.com/office/2019/extlst" xmlns:r="http://schemas.openxmlformats.org/officeDocument/2006/relationships" xmlns:wp14="http://schemas.microsoft.com/office/word/2010/wordprocessingDrawing" xmlns:wp="http://schemas.openxmlformats.org/drawingml/2006/wordprocessingDrawing" xmlns:wpg="http://schemas.microsoft.com/office/word/2010/wordprocessingGroup" xmlns:wpi="http://schemas.microsoft.com/office/word/2010/wordprocessingInk" xmlns:wps="http://schemas.microsoft.com/office/word/2010/wordprocessingShape" xmlns:o="urn:schemas-microsoft-com:office:office" xmlns:v="urn:schemas-microsoft-com:vml" xmlns:w10="urn:schemas-microsoft-com:office:word" xmlns:w="http://schemas.openxmlformats.org/wordprocessingml/2006/main" xmlns:w14="http://schemas.microsoft.com/office/word/2010/wordml" xmlns:w15="http://schemas.microsoft.com/office/word/2012/wordml" xmlns:w16cex="http://schemas.microsoft.com/office/word/2018/wordml/cex" xmlns:w16cid="http://schemas.microsoft.com/office/word/2016/wordml/cid" xmlns:w16="http://schemas.microsoft.com/office/word/2018/wordml" xmlns:w16sdtdh="http://schemas.microsoft.com/office/word/2020/wordml/sdtdatahash" xmlns:w16sdtfl="http://schemas.microsoft.com/office/word/2024/wordml/sdtformatlock" xmlns:w16se="http://schemas.microsoft.com/office/word/2015/wordml/symex" xmlns:w16du="http://schemas.microsoft.com/office/word/2023/wordml/word16du" xmlns:wne="http://schemas.microsoft.com/office/word/2006/wordml" mc:Ignorable="w14 w15 w16se w16cid w16 w16cex w16sdtdh w16sdtfl w16du wp14">
   <w:body>
     <w:p>
       <w:pPr>
-        <w:pStyle w:val="ListParagraph"/>
-        <w:numPr>
-          <w:ilvl w:val="0"/>
-          <w:numId w:val="3"/>
-        </w:numPr>
-        <w:spacing w:after="0" w:line="240" w:lineRule="auto"/>
-        <w:ind w:left="360"/>
-        <w:rPr>
-          <w:rFonts w:eastAsia="Times New Roman" w:cstheme="minorHAnsi"/>
-          <w:kern w:val="0"/>
-          <w:sz w:val="24"/>
-          <w:szCs w:val="24"/>
+        <w:spacing w:before="100" w:beforeAutospacing="1" w:after="100" w:afterAutospacing="1" w:line="240" w:lineRule="auto"/>
+        <w:rPr>
+          <w:rFonts w:eastAsia="Times New Roman" w:cstheme="minorHAnsi"/>
+          <w:kern w:val="0"/>
+          <w:sz w:val="24"/>
+          <w:szCs w:val="24"/>
+          <w:lang w:val="en-GB" w:eastAsia="en-GB"/>
           <w14:ligatures w14:val="none"/>
         </w:rPr>
       </w:pPr>
       <w:r>
         <w:rPr>
           <w:rFonts w:eastAsia="Times New Roman" w:cstheme="minorHAnsi"/>
-          <w:kern w:val="0"/>
-          <w:sz w:val="24"/>
-          <w:szCs w:val="24"/>
-          <w14:ligatures w14:val="none"/>
-        </w:rPr>
-        <w:t xml:space="preserve">As a </w:t>
+          <w:b/>
+          <w:bCs/>
+          <w:kern w:val="0"/>
+          <w:sz w:val="36"/>
+          <w:szCs w:val="36"/>
+          <w:lang w:val="en-GB" w:eastAsia="en-GB"/>
+          <w14:ligatures w14:val="none"/>
+        </w:rPr>
+        <w:t>AMIT DIXIT</w:t>
       </w:r>
       <w:r>
         <w:rPr>
@@ -35,35 +33,35 @@
           <w:kern w:val="0"/>
           <w:sz w:val="24"/>
           <w:szCs w:val="24"/>
-          <w14:ligatures w14:val="none"/>
-        </w:rPr>
-        <w:t xml:space="preserve">Lead </w:t>
+          <w:lang w:val="en-GB" w:eastAsia="en-GB"/>
+          <w14:ligatures w14:val="none"/>
+        </w:rPr>
+        <w:br/>
+        <w:t>Reading, UK · inbravo@outlook.com · linkedin.com/in/inbravo</w:t>
       </w:r>
       <w:r>
         <w:rPr>
-          <w:rFonts w:eastAsia="Times New Roman" w:cstheme="minorHAnsi"/>
-          <w:kern w:val="0"/>
-          <w:sz w:val="24"/>
-          <w:szCs w:val="24"/>
-          <w14:ligatures w14:val="none"/>
-        </w:rPr>
-        <w:t xml:space="preserve">Presales Architect, taking care of sales engineering for product/service offerings within the USA, APJ, and EMEA regions- </w:t>
+          <w:noProof/>
+        </w:rPr>
+      </w:r>
+      <w:r>
+        <w:pict w14:anchorId="213A4CAD">
+          <v:rect id="Horizontal Line 1" o:spid="_x0000_s1026" style="width:468pt;height:.1pt;visibility:visible;mso-wrap-style:square;mso-left-percent:-10001;mso-top-percent:-10001;mso-position-horizontal:absolute;mso-position-horizontal-relative:char;mso-position-vertical:absolute;mso-position-vertical-relative:line;mso-left-percent:-10001;mso-top-percent:-10001;v-text-anchor:top" o:gfxdata="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" filled="f">
+            <o:lock v:ext="edit" rotation="t" aspectratio="t" verticies="t" text="t" shapetype="t"/>
+            <w10:anchorlock/>
+          </v:rect>
+        </w:pict>
       </w:r>
     </w:p>
     <w:p>
       <w:pPr>
-        <w:pStyle w:val="ListParagraph"/>
-        <w:numPr>
-          <w:ilvl w:val="1"/>
-          <w:numId w:val="3"/>
-        </w:numPr>
-        <w:spacing w:after="0" w:line="240" w:lineRule="auto"/>
-        <w:ind w:left="1080"/>
-        <w:rPr>
-          <w:rFonts w:eastAsia="Times New Roman" w:cstheme="minorHAnsi"/>
-          <w:kern w:val="0"/>
-          <w:sz w:val="24"/>
-          <w:szCs w:val="24"/>
+        <w:spacing w:before="100" w:beforeAutospacing="1" w:after="100" w:afterAutospacing="1" w:line="240" w:lineRule="auto"/>
+        <w:rPr>
+          <w:rFonts w:eastAsia="Times New Roman" w:cstheme="minorHAnsi"/>
+          <w:kern w:val="0"/>
+          <w:sz w:val="24"/>
+          <w:szCs w:val="24"/>
+          <w:lang w:val="en-GB" w:eastAsia="en-GB"/>
           <w14:ligatures w14:val="none"/>
         </w:rPr>
       </w:pPr>
@@ -73,165 +71,21 @@
           <w:kern w:val="0"/>
           <w:sz w:val="24"/>
           <w:szCs w:val="24"/>
-          <w14:ligatures w14:val="none"/>
-        </w:rPr>
-        <w:t>Leading the EMEA and APJ regions</w:t>
-      </w:r>
-      <w:r>
-        <w:rPr>
-          <w:rFonts w:eastAsia="Times New Roman" w:cstheme="minorHAnsi"/>
-          <w:kern w:val="0"/>
-          <w:sz w:val="24"/>
-          <w:szCs w:val="24"/>
-          <w14:ligatures w14:val="none"/>
-        </w:rPr>
-        <w:t xml:space="preserve">. </w:t>
-      </w:r>
-      <w:r>
-        <w:rPr>
-          <w:rFonts w:eastAsia="Times New Roman" w:cstheme="minorHAnsi"/>
-          <w:kern w:val="0"/>
-          <w:sz w:val="24"/>
-          <w:szCs w:val="24"/>
-          <w14:ligatures w14:val="none"/>
-        </w:rPr>
-        <w:t xml:space="preserve">Frequent </w:t>
-      </w:r>
-      <w:r>
-        <w:rPr>
-          <w:rFonts w:eastAsia="Times New Roman" w:cstheme="minorHAnsi"/>
-          <w:kern w:val="0"/>
-          <w:sz w:val="24"/>
-          <w:szCs w:val="24"/>
-          <w14:ligatures w14:val="none"/>
-        </w:rPr>
-        <w:t>traveling</w:t>
-      </w:r>
-      <w:r>
-        <w:rPr>
-          <w:rFonts w:eastAsia="Times New Roman" w:cstheme="minorHAnsi"/>
-          <w:kern w:val="0"/>
-          <w:sz w:val="24"/>
-          <w:szCs w:val="24"/>
-          <w14:ligatures w14:val="none"/>
-        </w:rPr>
-        <w:t xml:space="preserve"> to </w:t>
-      </w:r>
-      <w:r>
-        <w:rPr>
-          <w:rFonts w:eastAsia="Times New Roman" w:cstheme="minorHAnsi"/>
-          <w:kern w:val="0"/>
-          <w:sz w:val="24"/>
-          <w:szCs w:val="24"/>
-          <w14:ligatures w14:val="none"/>
-        </w:rPr>
-        <w:t>participate</w:t>
-      </w:r>
-      <w:r>
-        <w:rPr>
-          <w:rFonts w:eastAsia="Times New Roman" w:cstheme="minorHAnsi"/>
-          <w:kern w:val="0"/>
-          <w:sz w:val="24"/>
-          <w:szCs w:val="24"/>
-          <w14:ligatures w14:val="none"/>
-        </w:rPr>
-        <w:t xml:space="preserve"> in </w:t>
-      </w:r>
-      <w:r>
-        <w:rPr>
-          <w:rFonts w:eastAsia="Times New Roman" w:cstheme="minorHAnsi"/>
-          <w:kern w:val="0"/>
-          <w:sz w:val="24"/>
-          <w:szCs w:val="24"/>
-          <w14:ligatures w14:val="none"/>
-        </w:rPr>
-        <w:t>t</w:t>
-      </w:r>
-      <w:r>
-        <w:rPr>
-          <w:rFonts w:eastAsia="Times New Roman" w:cstheme="minorHAnsi"/>
-          <w:kern w:val="0"/>
-          <w:sz w:val="24"/>
-          <w:szCs w:val="24"/>
-          <w14:ligatures w14:val="none"/>
-        </w:rPr>
-        <w:t xml:space="preserve">rade shows, </w:t>
-      </w:r>
-      <w:r>
-        <w:rPr>
-          <w:rFonts w:eastAsia="Times New Roman" w:cstheme="minorHAnsi"/>
-          <w:kern w:val="0"/>
-          <w:sz w:val="24"/>
-          <w:szCs w:val="24"/>
-          <w14:ligatures w14:val="none"/>
-        </w:rPr>
-        <w:t>j</w:t>
-      </w:r>
-      <w:r>
-        <w:rPr>
-          <w:rFonts w:eastAsia="Times New Roman" w:cstheme="minorHAnsi"/>
-          <w:kern w:val="0"/>
-          <w:sz w:val="24"/>
-          <w:szCs w:val="24"/>
-          <w14:ligatures w14:val="none"/>
-        </w:rPr>
-        <w:t xml:space="preserve">oint </w:t>
-      </w:r>
-      <w:r>
-        <w:rPr>
-          <w:rFonts w:eastAsia="Times New Roman" w:cstheme="minorHAnsi"/>
-          <w:kern w:val="0"/>
-          <w:sz w:val="24"/>
-          <w:szCs w:val="24"/>
-          <w14:ligatures w14:val="none"/>
-        </w:rPr>
-        <w:t>e</w:t>
-      </w:r>
-      <w:r>
-        <w:rPr>
-          <w:rFonts w:eastAsia="Times New Roman" w:cstheme="minorHAnsi"/>
-          <w:kern w:val="0"/>
-          <w:sz w:val="24"/>
-          <w:szCs w:val="24"/>
-          <w14:ligatures w14:val="none"/>
-        </w:rPr>
-        <w:t xml:space="preserve">vents, </w:t>
-      </w:r>
-      <w:r>
-        <w:rPr>
-          <w:rFonts w:eastAsia="Times New Roman" w:cstheme="minorHAnsi"/>
-          <w:kern w:val="0"/>
-          <w:sz w:val="24"/>
-          <w:szCs w:val="24"/>
-          <w14:ligatures w14:val="none"/>
-        </w:rPr>
-        <w:t>p</w:t>
-      </w:r>
-      <w:r>
-        <w:rPr>
-          <w:rFonts w:eastAsia="Times New Roman" w:cstheme="minorHAnsi"/>
-          <w:kern w:val="0"/>
-          <w:sz w:val="24"/>
-          <w:szCs w:val="24"/>
-          <w14:ligatures w14:val="none"/>
-        </w:rPr>
-        <w:t>artnership building, etc.</w:t>
+          <w:lang w:val="en-GB" w:eastAsia="en-GB"/>
+          <w14:ligatures w14:val="none"/>
+        </w:rPr>
+        <w:t>I sit at an unusual intersection — part architect, part seller, fully accountable for outcomes.</w:t>
       </w:r>
     </w:p>
     <w:p>
       <w:pPr>
-        <w:pStyle w:val="ListParagraph"/>
-        <w:numPr>
-          <w:ilvl w:val="1"/>
-          <w:numId w:val="3"/>
-        </w:numPr>
-        <w:spacing w:after="0" w:line="240" w:lineRule="auto"/>
-        <w:ind w:left="1080"/>
-        <w:rPr>
-          <w:rFonts w:eastAsia="Times New Roman" w:cstheme="minorHAnsi"/>
-          <w:kern w:val="0"/>
-          <w:sz w:val="24"/>
-          <w:szCs w:val="24"/>
+        <w:spacing w:before="100" w:beforeAutospacing="1" w:after="100" w:afterAutospacing="1" w:line="240" w:lineRule="auto"/>
+        <w:rPr>
+          <w:rFonts w:eastAsia="Times New Roman" w:cstheme="minorHAnsi"/>
+          <w:kern w:val="0"/>
+          <w:sz w:val="24"/>
+          <w:szCs w:val="24"/>
+          <w:lang w:val="en-GB" w:eastAsia="en-GB"/>
           <w14:ligatures w14:val="none"/>
         </w:rPr>
       </w:pPr>
@@ -241,55 +95,21 @@
           <w:kern w:val="0"/>
           <w:sz w:val="24"/>
           <w:szCs w:val="24"/>
-          <w14:ligatures w14:val="none"/>
-        </w:rPr>
-        <w:t xml:space="preserve">Pitching the Product </w:t>
-      </w:r>
-      <w:r>
-        <w:rPr>
-          <w:rFonts w:eastAsia="Times New Roman" w:cstheme="minorHAnsi"/>
-          <w:kern w:val="0"/>
-          <w:sz w:val="24"/>
-          <w:szCs w:val="24"/>
-          <w14:ligatures w14:val="none"/>
-        </w:rPr>
-        <w:t xml:space="preserve">and Solutions </w:t>
-      </w:r>
-      <w:r>
-        <w:rPr>
-          <w:rFonts w:eastAsia="Times New Roman" w:cstheme="minorHAnsi"/>
-          <w:kern w:val="0"/>
-          <w:sz w:val="24"/>
-          <w:szCs w:val="24"/>
-          <w14:ligatures w14:val="none"/>
-        </w:rPr>
-        <w:t>for any new customer opportunities</w:t>
-      </w:r>
-      <w:r>
-        <w:rPr>
-          <w:rFonts w:eastAsia="Times New Roman" w:cstheme="minorHAnsi"/>
-          <w:kern w:val="0"/>
-          <w:sz w:val="24"/>
-          <w:szCs w:val="24"/>
-          <w14:ligatures w14:val="none"/>
-        </w:rPr>
-        <w:t>.</w:t>
+          <w:lang w:val="en-GB" w:eastAsia="en-GB"/>
+          <w14:ligatures w14:val="none"/>
+        </w:rPr>
+        <w:t>Most presales professionals can articulate a solution. Most architects can design one. Few can do both in the same conversation, at board level, across a £5M+ deal with three partner ecosystems in motion. That is the work I have been doing for 15 years across Tier-1 European banks, regulated enterprises, and cloud-native transformations.</w:t>
       </w:r>
     </w:p>
     <w:p>
       <w:pPr>
-        <w:pStyle w:val="ListParagraph"/>
-        <w:numPr>
-          <w:ilvl w:val="1"/>
-          <w:numId w:val="3"/>
-        </w:numPr>
-        <w:spacing w:after="0" w:line="240" w:lineRule="auto"/>
-        <w:ind w:left="1080"/>
-        <w:rPr>
-          <w:rFonts w:eastAsia="Times New Roman" w:cstheme="minorHAnsi"/>
-          <w:kern w:val="0"/>
-          <w:sz w:val="24"/>
-          <w:szCs w:val="24"/>
+        <w:spacing w:before="100" w:beforeAutospacing="1" w:after="100" w:afterAutospacing="1" w:line="240" w:lineRule="auto"/>
+        <w:rPr>
+          <w:rFonts w:eastAsia="Times New Roman" w:cstheme="minorHAnsi"/>
+          <w:kern w:val="0"/>
+          <w:sz w:val="24"/>
+          <w:szCs w:val="24"/>
+          <w:lang w:val="en-GB" w:eastAsia="en-GB"/>
           <w14:ligatures w14:val="none"/>
         </w:rPr>
       </w:pPr>
@@ -299,25 +119,21 @@
           <w:kern w:val="0"/>
           <w:sz w:val="24"/>
           <w:szCs w:val="24"/>
-          <w14:ligatures w14:val="none"/>
-        </w:rPr>
-        <w:t xml:space="preserve">Leading the Sales Conversations, Capability Presentations, Demo, POC, and Use-case solution design </w:t>
+          <w:lang w:val="en-GB" w:eastAsia="en-GB"/>
+          <w14:ligatures w14:val="none"/>
+        </w:rPr>
+        <w:t>At Impetus, I built the EMEA presales function from the ground up — closing $12M in new business over 30 months, leading marquee engagements at Barclays, Danske Bank, and Swisscom, and founding the Context Engineering initiative that now positions Impetus at the frontier of semantic-first Agentic AI.</w:t>
       </w:r>
     </w:p>
     <w:p>
       <w:pPr>
-        <w:pStyle w:val="ListParagraph"/>
-        <w:numPr>
-          <w:ilvl w:val="1"/>
-          <w:numId w:val="3"/>
-        </w:numPr>
-        <w:spacing w:after="0" w:line="240" w:lineRule="auto"/>
-        <w:ind w:left="1080"/>
-        <w:rPr>
-          <w:rFonts w:eastAsia="Times New Roman" w:cstheme="minorHAnsi"/>
-          <w:kern w:val="0"/>
-          <w:sz w:val="24"/>
-          <w:szCs w:val="24"/>
+        <w:spacing w:before="100" w:beforeAutospacing="1" w:after="100" w:afterAutospacing="1" w:line="240" w:lineRule="auto"/>
+        <w:rPr>
+          <w:rFonts w:eastAsia="Times New Roman" w:cstheme="minorHAnsi"/>
+          <w:kern w:val="0"/>
+          <w:sz w:val="24"/>
+          <w:szCs w:val="24"/>
+          <w:lang w:val="en-GB" w:eastAsia="en-GB"/>
           <w14:ligatures w14:val="none"/>
         </w:rPr>
       </w:pPr>
@@ -327,9 +143,10 @@
           <w:kern w:val="0"/>
           <w:sz w:val="24"/>
           <w:szCs w:val="24"/>
-          <w14:ligatures w14:val="none"/>
-        </w:rPr>
-        <w:t xml:space="preserve">Participating as </w:t>
+          <w:lang w:val="en-GB" w:eastAsia="en-GB"/>
+          <w14:ligatures w14:val="none"/>
+        </w:rPr>
+        <w:t xml:space="preserve">I shape </w:t>
       </w:r>
       <w:r>
         <w:rPr>
@@ -337,9 +154,10 @@
           <w:kern w:val="0"/>
           <w:sz w:val="24"/>
           <w:szCs w:val="24"/>
-          <w14:ligatures w14:val="none"/>
-        </w:rPr>
-        <w:t>a s</w:t>
+          <w:lang w:val="en-GB" w:eastAsia="en-GB"/>
+          <w14:ligatures w14:val="none"/>
+        </w:rPr>
+        <w:t>large scale and complex</w:t>
       </w:r>
       <w:r>
         <w:rPr>
@@ -347,9 +165,10 @@
           <w:kern w:val="0"/>
           <w:sz w:val="24"/>
           <w:szCs w:val="24"/>
-          <w14:ligatures w14:val="none"/>
-        </w:rPr>
-        <w:t xml:space="preserve">peaker in various </w:t>
+          <w:lang w:val="en-GB" w:eastAsia="en-GB"/>
+          <w14:ligatures w14:val="none"/>
+        </w:rPr>
+        <w:t xml:space="preserve"> modernization programs</w:t>
       </w:r>
       <w:r>
         <w:rPr>
@@ -357,95 +176,21 @@
           <w:kern w:val="0"/>
           <w:sz w:val="24"/>
           <w:szCs w:val="24"/>
-          <w14:ligatures w14:val="none"/>
-        </w:rPr>
-        <w:t>e</w:t>
-      </w:r>
-      <w:r>
-        <w:rPr>
-          <w:rFonts w:eastAsia="Times New Roman" w:cstheme="minorHAnsi"/>
-          <w:kern w:val="0"/>
-          <w:sz w:val="24"/>
-          <w:szCs w:val="24"/>
-          <w14:ligatures w14:val="none"/>
-        </w:rPr>
-        <w:t xml:space="preserve">vents </w:t>
-      </w:r>
-      <w:r>
-        <w:rPr>
-          <w:rFonts w:eastAsia="Times New Roman" w:cstheme="minorHAnsi"/>
-          <w:kern w:val="0"/>
-          <w:sz w:val="24"/>
-          <w:szCs w:val="24"/>
-          <w14:ligatures w14:val="none"/>
-        </w:rPr>
-        <w:t>and</w:t>
-      </w:r>
-      <w:r>
-        <w:rPr>
-          <w:rFonts w:eastAsia="Times New Roman" w:cstheme="minorHAnsi"/>
-          <w:kern w:val="0"/>
-          <w:sz w:val="24"/>
-          <w:szCs w:val="24"/>
-          <w14:ligatures w14:val="none"/>
-        </w:rPr>
-        <w:t xml:space="preserve"> </w:t>
-      </w:r>
-      <w:r>
-        <w:rPr>
-          <w:rFonts w:eastAsia="Times New Roman" w:cstheme="minorHAnsi"/>
-          <w:kern w:val="0"/>
-          <w:sz w:val="24"/>
-          <w:szCs w:val="24"/>
-          <w14:ligatures w14:val="none"/>
-        </w:rPr>
-        <w:t>p</w:t>
-      </w:r>
-      <w:r>
-        <w:rPr>
-          <w:rFonts w:eastAsia="Times New Roman" w:cstheme="minorHAnsi"/>
-          <w:kern w:val="0"/>
-          <w:sz w:val="24"/>
-          <w:szCs w:val="24"/>
-          <w14:ligatures w14:val="none"/>
-        </w:rPr>
-        <w:t xml:space="preserve">artner </w:t>
-      </w:r>
-      <w:r>
-        <w:rPr>
-          <w:rFonts w:eastAsia="Times New Roman" w:cstheme="minorHAnsi"/>
-          <w:kern w:val="0"/>
-          <w:sz w:val="24"/>
-          <w:szCs w:val="24"/>
-          <w14:ligatures w14:val="none"/>
-        </w:rPr>
-        <w:t>w</w:t>
-      </w:r>
-      <w:r>
-        <w:rPr>
-          <w:rFonts w:eastAsia="Times New Roman" w:cstheme="minorHAnsi"/>
-          <w:kern w:val="0"/>
-          <w:sz w:val="24"/>
-          <w:szCs w:val="24"/>
-          <w14:ligatures w14:val="none"/>
-        </w:rPr>
-        <w:t xml:space="preserve">orkshops </w:t>
+          <w:lang w:val="en-GB" w:eastAsia="en-GB"/>
+          <w14:ligatures w14:val="none"/>
+        </w:rPr>
+        <w:t>— working as a forward-deploy voice of the customer, aligning product, delivery, and partner teams around what will actually win.</w:t>
       </w:r>
     </w:p>
     <w:p>
       <w:pPr>
-        <w:pStyle w:val="ListParagraph"/>
-        <w:numPr>
-          <w:ilvl w:val="1"/>
-          <w:numId w:val="3"/>
-        </w:numPr>
-        <w:spacing w:after="0" w:line="240" w:lineRule="auto"/>
-        <w:ind w:left="1080"/>
-        <w:rPr>
-          <w:rFonts w:eastAsia="Times New Roman" w:cstheme="minorHAnsi"/>
-          <w:kern w:val="0"/>
-          <w:sz w:val="24"/>
-          <w:szCs w:val="24"/>
+        <w:spacing w:before="100" w:beforeAutospacing="1" w:after="100" w:afterAutospacing="1" w:line="240" w:lineRule="auto"/>
+        <w:rPr>
+          <w:rFonts w:eastAsia="Times New Roman" w:cstheme="minorHAnsi"/>
+          <w:kern w:val="0"/>
+          <w:sz w:val="24"/>
+          <w:szCs w:val="24"/>
+          <w:lang w:val="en-GB" w:eastAsia="en-GB"/>
           <w14:ligatures w14:val="none"/>
         </w:rPr>
       </w:pPr>
@@ -455,9 +200,10 @@
           <w:kern w:val="0"/>
           <w:sz w:val="24"/>
           <w:szCs w:val="24"/>
-          <w14:ligatures w14:val="none"/>
-        </w:rPr>
-        <w:t>Solution design/ architecture definition</w:t>
+          <w:lang w:val="en-GB" w:eastAsia="en-GB"/>
+          <w14:ligatures w14:val="none"/>
+        </w:rPr>
+        <w:t>If you are looking for someone who combines deep technical credibility with the commercial acumen to close complex deals, I would welcome a conversation.</w:t>
       </w:r>
       <w:r>
         <w:rPr>
@@ -465,67 +211,36 @@
           <w:kern w:val="0"/>
           <w:sz w:val="24"/>
           <w:szCs w:val="24"/>
-          <w14:ligatures w14:val="none"/>
-        </w:rPr>
-        <w:t>, estimations</w:t>
-      </w:r>
-      <w:r>
-        <w:rPr>
-          <w:rFonts w:eastAsia="Times New Roman" w:cstheme="minorHAnsi"/>
-          <w:kern w:val="0"/>
-          <w:sz w:val="24"/>
-          <w:szCs w:val="24"/>
-          <w14:ligatures w14:val="none"/>
-        </w:rPr>
-        <w:t>,</w:t>
-      </w:r>
-      <w:r>
-        <w:rPr>
-          <w:rFonts w:eastAsia="Times New Roman" w:cstheme="minorHAnsi"/>
-          <w:kern w:val="0"/>
-          <w:sz w:val="24"/>
-          <w:szCs w:val="24"/>
-          <w14:ligatures w14:val="none"/>
-        </w:rPr>
-        <w:t xml:space="preserve"> and </w:t>
-      </w:r>
-      <w:r>
-        <w:rPr>
-          <w:rFonts w:eastAsia="Times New Roman" w:cstheme="minorHAnsi"/>
-          <w:kern w:val="0"/>
-          <w:sz w:val="24"/>
-          <w:szCs w:val="24"/>
-          <w14:ligatures w14:val="none"/>
-        </w:rPr>
-        <w:t>project planning.</w:t>
+          <w:lang w:val="en-GB" w:eastAsia="en-GB"/>
+          <w14:ligatures w14:val="none"/>
+        </w:rPr>
+        <w:t xml:space="preserve"> </w:t>
       </w:r>
     </w:p>
     <w:p>
       <w:pPr>
-        <w:pStyle w:val="ListParagraph"/>
-        <w:numPr>
-          <w:ilvl w:val="1"/>
-          <w:numId w:val="3"/>
-        </w:numPr>
-        <w:spacing w:after="0" w:line="240" w:lineRule="auto"/>
-        <w:ind w:left="1080"/>
-        <w:rPr>
-          <w:rFonts w:eastAsia="Times New Roman" w:cstheme="minorHAnsi"/>
-          <w:kern w:val="0"/>
-          <w:sz w:val="24"/>
-          <w:szCs w:val="24"/>
+        <w:spacing w:before="100" w:beforeAutospacing="1" w:after="100" w:afterAutospacing="1" w:line="240" w:lineRule="auto"/>
+        <w:rPr>
+          <w:rFonts w:eastAsia="Times New Roman" w:cstheme="minorHAnsi"/>
+          <w:kern w:val="0"/>
+          <w:sz w:val="24"/>
+          <w:szCs w:val="24"/>
+          <w:lang w:val="en-GB" w:eastAsia="en-GB"/>
           <w14:ligatures w14:val="none"/>
         </w:rPr>
       </w:pPr>
       <w:r>
         <w:rPr>
           <w:rFonts w:eastAsia="Times New Roman" w:cstheme="minorHAnsi"/>
-          <w:kern w:val="0"/>
-          <w:sz w:val="24"/>
-          <w:szCs w:val="24"/>
-          <w14:ligatures w14:val="none"/>
-        </w:rPr>
-        <w:t xml:space="preserve">Optimum </w:t>
+          <w:b/>
+          <w:bCs/>
+          <w:kern w:val="0"/>
+          <w:sz w:val="24"/>
+          <w:szCs w:val="24"/>
+          <w:lang w:val="en-GB" w:eastAsia="en-GB"/>
+          <w14:ligatures w14:val="none"/>
+        </w:rPr>
+        <w:t>Amit Dixit</w:t>
       </w:r>
       <w:r>
         <w:rPr>
@@ -533,657 +248,11 @@
           <w:kern w:val="0"/>
           <w:sz w:val="24"/>
           <w:szCs w:val="24"/>
-          <w14:ligatures w14:val="none"/>
-        </w:rPr>
-        <w:t>s</w:t>
-      </w:r>
-      <w:r>
-        <w:rPr>
-          <w:rFonts w:eastAsia="Times New Roman" w:cstheme="minorHAnsi"/>
-          <w:kern w:val="0"/>
-          <w:sz w:val="24"/>
-          <w:szCs w:val="24"/>
-          <w14:ligatures w14:val="none"/>
-        </w:rPr>
-        <w:t xml:space="preserve">izing as per </w:t>
-      </w:r>
-      <w:r>
-        <w:rPr>
-          <w:rFonts w:eastAsia="Times New Roman" w:cstheme="minorHAnsi"/>
-          <w:kern w:val="0"/>
-          <w:sz w:val="24"/>
-          <w:szCs w:val="24"/>
-          <w14:ligatures w14:val="none"/>
-        </w:rPr>
-        <w:t>c</w:t>
-      </w:r>
-      <w:r>
-        <w:rPr>
-          <w:rFonts w:eastAsia="Times New Roman" w:cstheme="minorHAnsi"/>
-          <w:kern w:val="0"/>
-          <w:sz w:val="24"/>
-          <w:szCs w:val="24"/>
-          <w14:ligatures w14:val="none"/>
-        </w:rPr>
-        <w:t xml:space="preserve">ustomer </w:t>
-      </w:r>
-      <w:r>
-        <w:rPr>
-          <w:rFonts w:eastAsia="Times New Roman" w:cstheme="minorHAnsi"/>
-          <w:kern w:val="0"/>
-          <w:sz w:val="24"/>
-          <w:szCs w:val="24"/>
-          <w14:ligatures w14:val="none"/>
-        </w:rPr>
-        <w:t>u</w:t>
-      </w:r>
-      <w:r>
-        <w:rPr>
-          <w:rFonts w:eastAsia="Times New Roman" w:cstheme="minorHAnsi"/>
-          <w:kern w:val="0"/>
-          <w:sz w:val="24"/>
-          <w:szCs w:val="24"/>
-          <w14:ligatures w14:val="none"/>
-        </w:rPr>
-        <w:t xml:space="preserve">se-case </w:t>
-      </w:r>
-      <w:r>
-        <w:rPr>
-          <w:rFonts w:eastAsia="Times New Roman" w:cstheme="minorHAnsi"/>
-          <w:kern w:val="0"/>
-          <w:sz w:val="24"/>
-          <w:szCs w:val="24"/>
-          <w14:ligatures w14:val="none"/>
-        </w:rPr>
-        <w:t>and</w:t>
-      </w:r>
-      <w:r>
-        <w:rPr>
-          <w:rFonts w:eastAsia="Times New Roman" w:cstheme="minorHAnsi"/>
-          <w:kern w:val="0"/>
-          <w:sz w:val="24"/>
-          <w:szCs w:val="24"/>
-          <w14:ligatures w14:val="none"/>
-        </w:rPr>
-        <w:t xml:space="preserve"> </w:t>
-      </w:r>
-      <w:r>
-        <w:rPr>
-          <w:rFonts w:eastAsia="Times New Roman" w:cstheme="minorHAnsi"/>
-          <w:kern w:val="0"/>
-          <w:sz w:val="24"/>
-          <w:szCs w:val="24"/>
-          <w14:ligatures w14:val="none"/>
-        </w:rPr>
-        <w:t>b</w:t>
-      </w:r>
-      <w:r>
-        <w:rPr>
-          <w:rFonts w:eastAsia="Times New Roman" w:cstheme="minorHAnsi"/>
-          <w:kern w:val="0"/>
-          <w:sz w:val="24"/>
-          <w:szCs w:val="24"/>
-          <w14:ligatures w14:val="none"/>
-        </w:rPr>
-        <w:t>udget</w:t>
-      </w:r>
-    </w:p>
-    <w:p>
-      <w:pPr>
-        <w:pStyle w:val="ListParagraph"/>
-        <w:numPr>
-          <w:ilvl w:val="1"/>
-          <w:numId w:val="3"/>
-        </w:numPr>
-        <w:spacing w:after="0" w:line="240" w:lineRule="auto"/>
-        <w:ind w:left="1080"/>
-        <w:rPr>
-          <w:rFonts w:eastAsia="Times New Roman" w:cstheme="minorHAnsi"/>
-          <w:kern w:val="0"/>
-          <w:sz w:val="24"/>
-          <w:szCs w:val="24"/>
-          <w14:ligatures w14:val="none"/>
-        </w:rPr>
-      </w:pPr>
-      <w:r>
-        <w:rPr>
-          <w:rFonts w:eastAsia="Times New Roman" w:cstheme="minorHAnsi"/>
-          <w:kern w:val="0"/>
-          <w:sz w:val="24"/>
-          <w:szCs w:val="24"/>
-          <w14:ligatures w14:val="none"/>
-        </w:rPr>
-        <w:t>I</w:t>
-      </w:r>
-      <w:r>
-        <w:rPr>
-          <w:rFonts w:eastAsia="Times New Roman" w:cstheme="minorHAnsi"/>
-          <w:kern w:val="0"/>
-          <w:sz w:val="24"/>
-          <w:szCs w:val="24"/>
-          <w14:ligatures w14:val="none"/>
-        </w:rPr>
-        <w:t>ntegration of tech</w:t>
-      </w:r>
-      <w:r>
-        <w:rPr>
-          <w:rFonts w:eastAsia="Times New Roman" w:cstheme="minorHAnsi"/>
-          <w:kern w:val="0"/>
-          <w:sz w:val="24"/>
-          <w:szCs w:val="24"/>
-          <w14:ligatures w14:val="none"/>
-        </w:rPr>
-        <w:t>n</w:t>
-      </w:r>
-      <w:r>
-        <w:rPr>
-          <w:rFonts w:eastAsia="Times New Roman" w:cstheme="minorHAnsi"/>
-          <w:kern w:val="0"/>
-          <w:sz w:val="24"/>
-          <w:szCs w:val="24"/>
-          <w14:ligatures w14:val="none"/>
-        </w:rPr>
-        <w:t>ical architects</w:t>
-      </w:r>
-      <w:r>
-        <w:rPr>
-          <w:rFonts w:eastAsia="Times New Roman" w:cstheme="minorHAnsi"/>
-          <w:kern w:val="0"/>
-          <w:sz w:val="24"/>
-          <w:szCs w:val="24"/>
-          <w14:ligatures w14:val="none"/>
-        </w:rPr>
-        <w:t xml:space="preserve"> within the dynamic Sales enviornment</w:t>
-      </w:r>
-    </w:p>
-    <w:p>
-      <w:pPr>
-        <w:pStyle w:val="ListParagraph"/>
-        <w:numPr>
-          <w:ilvl w:val="1"/>
-          <w:numId w:val="3"/>
-        </w:numPr>
-        <w:spacing w:after="0" w:line="240" w:lineRule="auto"/>
-        <w:ind w:left="1080"/>
-        <w:rPr>
-          <w:rFonts w:eastAsia="Times New Roman" w:cstheme="minorHAnsi"/>
-          <w:kern w:val="0"/>
-          <w:sz w:val="24"/>
-          <w:szCs w:val="24"/>
-          <w14:ligatures w14:val="none"/>
-        </w:rPr>
-      </w:pPr>
-      <w:r>
-        <w:rPr>
-          <w:rFonts w:eastAsia="Times New Roman" w:cstheme="minorHAnsi"/>
-          <w:kern w:val="0"/>
-          <w:sz w:val="24"/>
-          <w:szCs w:val="24"/>
-          <w14:ligatures w14:val="none"/>
-        </w:rPr>
-        <w:t xml:space="preserve">Providing </w:t>
-      </w:r>
-      <w:r>
-        <w:rPr>
-          <w:rFonts w:eastAsia="Times New Roman" w:cstheme="minorHAnsi"/>
-          <w:kern w:val="0"/>
-          <w:sz w:val="24"/>
-          <w:szCs w:val="24"/>
-          <w14:ligatures w14:val="none"/>
-        </w:rPr>
-        <w:t>post-sales</w:t>
-      </w:r>
-      <w:r>
-        <w:rPr>
-          <w:rFonts w:eastAsia="Times New Roman" w:cstheme="minorHAnsi"/>
-          <w:kern w:val="0"/>
-          <w:sz w:val="24"/>
-          <w:szCs w:val="24"/>
-          <w14:ligatures w14:val="none"/>
-        </w:rPr>
-        <w:t xml:space="preserve"> support to newly onboarded Customers. </w:t>
-      </w:r>
-    </w:p>
-    <w:p>
-      <w:pPr>
-        <w:pStyle w:val="ListParagraph"/>
-        <w:numPr>
-          <w:ilvl w:val="1"/>
-          <w:numId w:val="3"/>
-        </w:numPr>
-        <w:spacing w:after="0" w:line="240" w:lineRule="auto"/>
-        <w:ind w:left="1080"/>
-        <w:rPr>
-          <w:rFonts w:eastAsia="Times New Roman" w:cstheme="minorHAnsi"/>
-          <w:kern w:val="0"/>
-          <w:sz w:val="24"/>
-          <w:szCs w:val="24"/>
-          <w14:ligatures w14:val="none"/>
-        </w:rPr>
-      </w:pPr>
-      <w:r>
-        <w:rPr>
-          <w:rFonts w:eastAsia="Times New Roman" w:cstheme="minorHAnsi"/>
-          <w:kern w:val="0"/>
-          <w:sz w:val="24"/>
-          <w:szCs w:val="24"/>
-          <w14:ligatures w14:val="none"/>
-        </w:rPr>
-        <w:t>Ownership of the entire Proposal process (RFI/ RFP/ RFQ, SOW, MSA, etc.)</w:t>
-      </w:r>
-    </w:p>
-    <w:p>
-      <w:pPr>
-        <w:pStyle w:val="ListParagraph"/>
-        <w:numPr>
-          <w:ilvl w:val="1"/>
-          <w:numId w:val="3"/>
-        </w:numPr>
-        <w:spacing w:after="0" w:line="240" w:lineRule="auto"/>
-        <w:ind w:left="1080"/>
-        <w:rPr>
-          <w:rFonts w:eastAsia="Times New Roman" w:cstheme="minorHAnsi"/>
-          <w:kern w:val="0"/>
-          <w:sz w:val="24"/>
-          <w:szCs w:val="24"/>
-          <w14:ligatures w14:val="none"/>
-        </w:rPr>
-      </w:pPr>
-      <w:r>
-        <w:rPr>
-          <w:rFonts w:eastAsia="Times New Roman" w:cstheme="minorHAnsi"/>
-          <w:kern w:val="0"/>
-          <w:sz w:val="24"/>
-          <w:szCs w:val="24"/>
-          <w14:ligatures w14:val="none"/>
-        </w:rPr>
-        <w:t>Process management for vendor empanelment, tender submission, etc.</w:t>
-      </w:r>
-    </w:p>
-    <w:p>
-      <w:pPr>
-        <w:pStyle w:val="ListParagraph"/>
-        <w:numPr>
-          <w:ilvl w:val="1"/>
-          <w:numId w:val="3"/>
-        </w:numPr>
-        <w:spacing w:after="0" w:line="240" w:lineRule="auto"/>
-        <w:ind w:left="1080"/>
-        <w:rPr>
-          <w:rFonts w:eastAsia="Times New Roman" w:cstheme="minorHAnsi"/>
-          <w:kern w:val="0"/>
-          <w:sz w:val="24"/>
-          <w:szCs w:val="24"/>
-          <w14:ligatures w14:val="none"/>
-        </w:rPr>
-      </w:pPr>
-      <w:r>
-        <w:rPr>
-          <w:rFonts w:eastAsia="Times New Roman" w:cstheme="minorHAnsi"/>
-          <w:kern w:val="0"/>
-          <w:sz w:val="24"/>
-          <w:szCs w:val="24"/>
-          <w14:ligatures w14:val="none"/>
-        </w:rPr>
-        <w:t>Technical consultancy, s</w:t>
-      </w:r>
-      <w:r>
-        <w:rPr>
-          <w:rFonts w:eastAsia="Times New Roman" w:cstheme="minorHAnsi"/>
-          <w:kern w:val="0"/>
-          <w:sz w:val="24"/>
-          <w:szCs w:val="24"/>
-          <w14:ligatures w14:val="none"/>
-        </w:rPr>
-        <w:t>olution design/architecture, technology selection, delivery roadmap, development, and training</w:t>
-      </w:r>
-      <w:r>
-        <w:rPr>
-          <w:rFonts w:eastAsia="Times New Roman" w:cstheme="minorHAnsi"/>
-          <w:kern w:val="0"/>
-          <w:sz w:val="24"/>
-          <w:szCs w:val="24"/>
-          <w14:ligatures w14:val="none"/>
-        </w:rPr>
-        <w:t xml:space="preserve"> in </w:t>
-      </w:r>
-      <w:r>
-        <w:rPr>
-          <w:rFonts w:eastAsia="Times New Roman" w:cstheme="minorHAnsi"/>
-          <w:kern w:val="0"/>
-          <w:sz w:val="24"/>
-          <w:szCs w:val="24"/>
-          <w14:ligatures w14:val="none"/>
-        </w:rPr>
-        <w:t xml:space="preserve">cloud and </w:t>
-      </w:r>
-      <w:r>
-        <w:rPr>
-          <w:rFonts w:eastAsia="Times New Roman" w:cstheme="minorHAnsi"/>
-          <w:kern w:val="0"/>
-          <w:sz w:val="24"/>
-          <w:szCs w:val="24"/>
-          <w14:ligatures w14:val="none"/>
-        </w:rPr>
-        <w:t>data engineering space.</w:t>
-      </w:r>
-    </w:p>
-    <w:p>
-      <w:pPr>
-        <w:pStyle w:val="ListParagraph"/>
-        <w:numPr>
-          <w:ilvl w:val="1"/>
-          <w:numId w:val="3"/>
-        </w:numPr>
-        <w:spacing w:after="0" w:line="240" w:lineRule="auto"/>
-        <w:ind w:left="1080"/>
-        <w:rPr>
-          <w:rFonts w:eastAsia="Times New Roman" w:cstheme="minorHAnsi"/>
-          <w:kern w:val="0"/>
-          <w:sz w:val="24"/>
-          <w:szCs w:val="24"/>
-          <w14:ligatures w14:val="none"/>
-        </w:rPr>
-      </w:pPr>
-      <w:r>
-        <w:rPr>
-          <w:rFonts w:eastAsia="Times New Roman" w:cstheme="minorHAnsi"/>
-          <w:kern w:val="0"/>
-          <w:sz w:val="24"/>
-          <w:szCs w:val="24"/>
-          <w14:ligatures w14:val="none"/>
-        </w:rPr>
-        <w:t xml:space="preserve">End-to-end awareness of cloud modernization programs for data warehouse and analytics solutions. </w:t>
-      </w:r>
-      <w:r>
-        <w:rPr>
-          <w:rFonts w:eastAsia="Times New Roman" w:cstheme="minorHAnsi"/>
-          <w:kern w:val="0"/>
-          <w:sz w:val="24"/>
-          <w:szCs w:val="24"/>
-          <w14:ligatures w14:val="none"/>
-        </w:rPr>
-        <w:t>Technical expertise in AWS, Azure, Databricks, etc.</w:t>
-      </w:r>
-    </w:p>
-    <w:p>
-      <w:pPr>
-        <w:pStyle w:val="ListParagraph"/>
-        <w:numPr>
-          <w:ilvl w:val="1"/>
-          <w:numId w:val="3"/>
-        </w:numPr>
-        <w:spacing w:after="0" w:line="240" w:lineRule="auto"/>
-        <w:ind w:left="1080"/>
-        <w:rPr>
-          <w:rFonts w:eastAsia="Times New Roman" w:cstheme="minorHAnsi"/>
-          <w:kern w:val="0"/>
-          <w:sz w:val="24"/>
-          <w:szCs w:val="24"/>
-          <w14:ligatures w14:val="none"/>
-        </w:rPr>
-      </w:pPr>
-      <w:r>
-        <w:rPr>
-          <w:rFonts w:eastAsia="Times New Roman" w:cstheme="minorHAnsi"/>
-          <w:kern w:val="0"/>
-          <w:sz w:val="24"/>
-          <w:szCs w:val="24"/>
-          <w14:ligatures w14:val="none"/>
-        </w:rPr>
-        <w:t>Working closely with partners (SI/GSI/</w:t>
-      </w:r>
-      <w:proofErr w:type="spellStart"/>
-      <w:r>
-        <w:rPr>
-          <w:rFonts w:eastAsia="Times New Roman" w:cstheme="minorHAnsi"/>
-          <w:kern w:val="0"/>
-          <w:sz w:val="24"/>
-          <w:szCs w:val="24"/>
-          <w14:ligatures w14:val="none"/>
-        </w:rPr>
-        <w:t>Hyperscalars</w:t>
-      </w:r>
-      <w:proofErr w:type="spellEnd"/>
-      <w:r>
-        <w:rPr>
-          <w:rFonts w:eastAsia="Times New Roman" w:cstheme="minorHAnsi"/>
-          <w:kern w:val="0"/>
-          <w:sz w:val="24"/>
-          <w:szCs w:val="24"/>
-          <w14:ligatures w14:val="none"/>
-        </w:rPr>
-        <w:t xml:space="preserve">) to formulate the GTM </w:t>
-      </w:r>
-      <w:r>
-        <w:rPr>
-          <w:rFonts w:eastAsia="Times New Roman" w:cstheme="minorHAnsi"/>
-          <w:kern w:val="0"/>
-          <w:sz w:val="24"/>
-          <w:szCs w:val="24"/>
-          <w14:ligatures w14:val="none"/>
-        </w:rPr>
-        <w:t>strategy</w:t>
-      </w:r>
-      <w:r>
-        <w:rPr>
-          <w:rFonts w:eastAsia="Times New Roman" w:cstheme="minorHAnsi"/>
-          <w:kern w:val="0"/>
-          <w:sz w:val="24"/>
-          <w:szCs w:val="24"/>
-          <w14:ligatures w14:val="none"/>
-        </w:rPr>
-        <w:t xml:space="preserve"> and complete </w:t>
-      </w:r>
-      <w:r>
-        <w:rPr>
-          <w:rFonts w:eastAsia="Times New Roman" w:cstheme="minorHAnsi"/>
-          <w:kern w:val="0"/>
-          <w:sz w:val="24"/>
-          <w:szCs w:val="24"/>
-          <w14:ligatures w14:val="none"/>
-        </w:rPr>
-        <w:t>exposure in the</w:t>
-      </w:r>
-      <w:r>
-        <w:rPr>
-          <w:rFonts w:eastAsia="Times New Roman" w:cstheme="minorHAnsi"/>
-          <w:kern w:val="0"/>
-          <w:sz w:val="24"/>
-          <w:szCs w:val="24"/>
-          <w14:ligatures w14:val="none"/>
-        </w:rPr>
-        <w:t xml:space="preserve"> partner funding programs (AWS MAP/POC. MS ECIF, Databricks DCIF, etc.)</w:t>
-      </w:r>
-    </w:p>
-    <w:p>
-      <w:pPr>
-        <w:spacing w:after="0" w:line="240" w:lineRule="auto"/>
-        <w:rPr>
-          <w:rFonts w:eastAsia="Times New Roman" w:cstheme="minorHAnsi"/>
-          <w:kern w:val="0"/>
-          <w:sz w:val="24"/>
-          <w:szCs w:val="24"/>
-          <w14:ligatures w14:val="none"/>
-        </w:rPr>
-      </w:pPr>
-    </w:p>
-    <w:p>
-      <w:pPr>
-        <w:pStyle w:val="ListParagraph"/>
-        <w:numPr>
-          <w:ilvl w:val="0"/>
-          <w:numId w:val="2"/>
-        </w:numPr>
-        <w:spacing w:after="0" w:line="240" w:lineRule="auto"/>
-        <w:ind w:left="360"/>
-        <w:rPr>
-          <w:rFonts w:eastAsia="Times New Roman" w:cstheme="minorHAnsi"/>
-          <w:kern w:val="0"/>
-          <w:sz w:val="24"/>
-          <w:szCs w:val="24"/>
-          <w14:ligatures w14:val="none"/>
-        </w:rPr>
-      </w:pPr>
-      <w:r>
-        <w:rPr>
-          <w:rFonts w:eastAsia="Times New Roman" w:cstheme="minorHAnsi"/>
-          <w:kern w:val="0"/>
-          <w:sz w:val="24"/>
-          <w:szCs w:val="24"/>
-          <w14:ligatures w14:val="none"/>
-        </w:rPr>
-        <w:t xml:space="preserve">Top skills </w:t>
-      </w:r>
-    </w:p>
-    <w:p>
-      <w:pPr>
-        <w:pStyle w:val="ListParagraph"/>
-        <w:numPr>
-          <w:ilvl w:val="1"/>
-          <w:numId w:val="2"/>
-        </w:numPr>
-        <w:spacing w:after="0" w:line="240" w:lineRule="auto"/>
-        <w:ind w:left="1080"/>
-        <w:rPr>
-          <w:rFonts w:eastAsia="Times New Roman" w:cstheme="minorHAnsi"/>
-          <w:kern w:val="0"/>
-          <w:sz w:val="24"/>
-          <w:szCs w:val="24"/>
-          <w14:ligatures w14:val="none"/>
-        </w:rPr>
-      </w:pPr>
-      <w:r>
-        <w:rPr>
-          <w:rFonts w:eastAsia="Times New Roman" w:cstheme="minorHAnsi"/>
-          <w:kern w:val="0"/>
-          <w:sz w:val="24"/>
-          <w:szCs w:val="24"/>
-          <w14:ligatures w14:val="none"/>
-        </w:rPr>
-        <w:t>Cloud Consulting</w:t>
-      </w:r>
-    </w:p>
-    <w:p>
-      <w:pPr>
-        <w:pStyle w:val="ListParagraph"/>
-        <w:numPr>
-          <w:ilvl w:val="1"/>
-          <w:numId w:val="2"/>
-        </w:numPr>
-        <w:spacing w:after="0" w:line="240" w:lineRule="auto"/>
-        <w:ind w:left="1080"/>
-        <w:rPr>
-          <w:rFonts w:eastAsia="Times New Roman" w:cstheme="minorHAnsi"/>
-          <w:kern w:val="0"/>
-          <w:sz w:val="24"/>
-          <w:szCs w:val="24"/>
-          <w14:ligatures w14:val="none"/>
-        </w:rPr>
-      </w:pPr>
-      <w:r>
-        <w:rPr>
-          <w:rFonts w:eastAsia="Times New Roman" w:cstheme="minorHAnsi"/>
-          <w:kern w:val="0"/>
-          <w:sz w:val="24"/>
-          <w:szCs w:val="24"/>
-          <w14:ligatures w14:val="none"/>
-        </w:rPr>
-        <w:t xml:space="preserve">Strategy </w:t>
-      </w:r>
-    </w:p>
-    <w:p>
-      <w:pPr>
-        <w:pStyle w:val="ListParagraph"/>
-        <w:numPr>
-          <w:ilvl w:val="1"/>
-          <w:numId w:val="2"/>
-        </w:numPr>
-        <w:spacing w:after="0" w:line="240" w:lineRule="auto"/>
-        <w:ind w:left="1080"/>
-        <w:rPr>
-          <w:rFonts w:eastAsia="Times New Roman" w:cstheme="minorHAnsi"/>
-          <w:kern w:val="0"/>
-          <w:sz w:val="24"/>
-          <w:szCs w:val="24"/>
-          <w14:ligatures w14:val="none"/>
-        </w:rPr>
-      </w:pPr>
-      <w:r>
-        <w:rPr>
-          <w:rFonts w:eastAsia="Times New Roman" w:cstheme="minorHAnsi"/>
-          <w:kern w:val="0"/>
-          <w:sz w:val="24"/>
-          <w:szCs w:val="24"/>
-          <w14:ligatures w14:val="none"/>
-        </w:rPr>
-        <w:t xml:space="preserve">Technical Presales </w:t>
-      </w:r>
-    </w:p>
-    <w:p>
-      <w:pPr>
-        <w:pStyle w:val="ListParagraph"/>
-        <w:numPr>
-          <w:ilvl w:val="1"/>
-          <w:numId w:val="2"/>
-        </w:numPr>
-        <w:spacing w:after="0" w:line="240" w:lineRule="auto"/>
-        <w:ind w:left="1080"/>
-        <w:rPr>
-          <w:rFonts w:eastAsia="Times New Roman" w:cstheme="minorHAnsi"/>
-          <w:kern w:val="0"/>
-          <w:sz w:val="24"/>
-          <w:szCs w:val="24"/>
-          <w14:ligatures w14:val="none"/>
-        </w:rPr>
-      </w:pPr>
-      <w:r>
-        <w:rPr>
-          <w:rFonts w:eastAsia="Times New Roman" w:cstheme="minorHAnsi"/>
-          <w:kern w:val="0"/>
-          <w:sz w:val="24"/>
-          <w:szCs w:val="24"/>
-          <w14:ligatures w14:val="none"/>
-        </w:rPr>
-        <w:t xml:space="preserve">Enterprise Architecture </w:t>
-      </w:r>
-    </w:p>
-    <w:p>
-      <w:pPr>
-        <w:pStyle w:val="ListParagraph"/>
-        <w:numPr>
-          <w:ilvl w:val="1"/>
-          <w:numId w:val="2"/>
-        </w:numPr>
-        <w:spacing w:after="0" w:line="240" w:lineRule="auto"/>
-        <w:ind w:left="1080"/>
-        <w:rPr>
-          <w:rFonts w:eastAsia="Times New Roman" w:cstheme="minorHAnsi"/>
-          <w:kern w:val="0"/>
-          <w:sz w:val="24"/>
-          <w:szCs w:val="24"/>
-          <w14:ligatures w14:val="none"/>
-        </w:rPr>
-      </w:pPr>
-      <w:r>
-        <w:rPr>
-          <w:rFonts w:eastAsia="Times New Roman" w:cstheme="minorHAnsi"/>
-          <w:kern w:val="0"/>
-          <w:sz w:val="24"/>
-          <w:szCs w:val="24"/>
-          <w14:ligatures w14:val="none"/>
-        </w:rPr>
-        <w:t>Budgeting</w:t>
-      </w:r>
-      <w:r>
-        <w:rPr>
-          <w:rFonts w:eastAsia="Times New Roman" w:cstheme="minorHAnsi"/>
-          <w:kern w:val="0"/>
-          <w:sz w:val="24"/>
-          <w:szCs w:val="24"/>
-          <w14:ligatures w14:val="none"/>
-        </w:rPr>
-        <w:t xml:space="preserve"> and project planning</w:t>
+          <w:lang w:val="en-GB" w:eastAsia="en-GB"/>
+          <w14:ligatures w14:val="none"/>
+        </w:rPr>
+        <w:br/>
+        <w:t>+44 772-115-9703 · inbravo.github.io</w:t>
       </w:r>
     </w:p>
     <w:p>
@@ -1204,7 +273,7 @@
 </file>
 
 <file path=word/numbering.xml><?xml version="1.0" encoding="utf-8"?>
-<w:numbering xmlns:wpc="http://schemas.microsoft.com/office/word/2010/wordprocessingCanvas" xmlns:cx="http://schemas.microsoft.com/office/drawing/2014/chartex" xmlns:cx1="http://schemas.microsoft.com/office/drawing/2015/9/8/chartex" xmlns:cx2="http://schemas.microsoft.com/office/drawing/2015/10/21/chartex" xmlns:cx3="http://schemas.microsoft.com/office/drawing/2016/5/9/chartex" xmlns:cx4="http://schemas.microsoft.com/office/drawing/2016/5/10/chartex" xmlns:cx5="http://schemas.microsoft.com/office/drawing/2016/5/11/chartex" xmlns:cx6="http://schemas.microsoft.com/office/drawing/2016/5/12/chartex" xmlns:cx7="http://schemas.microsoft.com/office/drawing/2016/5/13/chartex" xmlns:cx8="http://schemas.microsoft.com/office/drawing/2016/5/14/chartex" xmlns:mc="http://schemas.openxmlformats.org/markup-compatibility/2006" xmlns:aink="http://schemas.microsoft.com/office/drawing/2016/ink" xmlns:am3d="http://schemas.microsoft.com/office/drawing/2017/model3d" xmlns:o="urn:schemas-microsoft-com:office:office" xmlns:oel="http://schemas.microsoft.com/office/2019/extlst" xmlns:r="http://schemas.openxmlformats.org/officeDocument/2006/relationships" xmlns:m="http://schemas.openxmlformats.org/officeDocument/2006/math" xmlns:v="urn:schemas-microsoft-com:vml" xmlns:wp14="http://schemas.microsoft.com/office/word/2010/wordprocessingDrawing" xmlns:wp="http://schemas.openxmlformats.org/drawingml/2006/wordprocessingDrawing" xmlns:w10="urn:schemas-microsoft-com:office:word" xmlns:w="http://schemas.openxmlformats.org/wordprocessingml/2006/main" xmlns:w14="http://schemas.microsoft.com/office/word/2010/wordml" xmlns:w15="http://schemas.microsoft.com/office/word/2012/wordml" xmlns:w16cex="http://schemas.microsoft.com/office/word/2018/wordml/cex" xmlns:w16cid="http://schemas.microsoft.com/office/word/2016/wordml/cid" xmlns:w16="http://schemas.microsoft.com/office/word/2018/wordml" xmlns:w16du="http://schemas.microsoft.com/office/word/2023/wordml/word16du" xmlns:w16sdtdh="http://schemas.microsoft.com/office/word/2020/wordml/sdtdatahash" xmlns:w16sdtfl="http://schemas.microsoft.com/office/word/2024/wordml/sdtformatlock" xmlns:w16se="http://schemas.microsoft.com/office/word/2015/wordml/symex" xmlns:wpg="http://schemas.microsoft.com/office/word/2010/wordprocessingGroup" xmlns:wpi="http://schemas.microsoft.com/office/word/2010/wordprocessingInk" xmlns:wne="http://schemas.microsoft.com/office/word/2006/wordml" xmlns:wps="http://schemas.microsoft.com/office/word/2010/wordprocessingShape" mc:Ignorable="w14 w15 w16se w16cid w16 w16cex w16sdtdh w16sdtfl w16du wp14">
+<w:numbering xmlns:wpc="http://schemas.microsoft.com/office/word/2010/wordprocessingCanvas" xmlns:cx="http://schemas.microsoft.com/office/drawing/2014/chartex" xmlns:cx1="http://schemas.microsoft.com/office/drawing/2015/9/8/chartex" xmlns:cx2="http://schemas.microsoft.com/office/drawing/2015/10/21/chartex" xmlns:cx3="http://schemas.microsoft.com/office/drawing/2016/5/9/chartex" xmlns:cx4="http://schemas.microsoft.com/office/drawing/2016/5/10/chartex" xmlns:cx5="http://schemas.microsoft.com/office/drawing/2016/5/11/chartex" xmlns:cx6="http://schemas.microsoft.com/office/drawing/2016/5/12/chartex" xmlns:cx7="http://schemas.microsoft.com/office/drawing/2016/5/13/chartex" xmlns:cx8="http://schemas.microsoft.com/office/drawing/2016/5/14/chartex" xmlns:mc="http://schemas.openxmlformats.org/markup-compatibility/2006" xmlns:m="http://schemas.openxmlformats.org/officeDocument/2006/math" xmlns:aink="http://schemas.microsoft.com/office/drawing/2016/ink" xmlns:am3d="http://schemas.microsoft.com/office/drawing/2017/model3d" xmlns:oel="http://schemas.microsoft.com/office/2019/extlst" xmlns:r="http://schemas.openxmlformats.org/officeDocument/2006/relationships" xmlns:wp14="http://schemas.microsoft.com/office/word/2010/wordprocessingDrawing" xmlns:wp="http://schemas.openxmlformats.org/drawingml/2006/wordprocessingDrawing" xmlns:wpg="http://schemas.microsoft.com/office/word/2010/wordprocessingGroup" xmlns:wpi="http://schemas.microsoft.com/office/word/2010/wordprocessingInk" xmlns:wps="http://schemas.microsoft.com/office/word/2010/wordprocessingShape" xmlns:o="urn:schemas-microsoft-com:office:office" xmlns:v="urn:schemas-microsoft-com:vml" xmlns:w10="urn:schemas-microsoft-com:office:word" xmlns:w="http://schemas.openxmlformats.org/wordprocessingml/2006/main" xmlns:w14="http://schemas.microsoft.com/office/word/2010/wordml" xmlns:w15="http://schemas.microsoft.com/office/word/2012/wordml" xmlns:w16cex="http://schemas.microsoft.com/office/word/2018/wordml/cex" xmlns:w16cid="http://schemas.microsoft.com/office/word/2016/wordml/cid" xmlns:w16="http://schemas.microsoft.com/office/word/2018/wordml" xmlns:w16sdtdh="http://schemas.microsoft.com/office/word/2020/wordml/sdtdatahash" xmlns:w16sdtfl="http://schemas.microsoft.com/office/word/2024/wordml/sdtformatlock" xmlns:w16se="http://schemas.microsoft.com/office/word/2015/wordml/symex" xmlns:w16du="http://schemas.microsoft.com/office/word/2023/wordml/word16du" xmlns:wne="http://schemas.microsoft.com/office/word/2006/wordml" mc:Ignorable="w14 w15 w16se w16cid w16 w16cex w16sdtdh w16sdtfl w16du wp14">
   <w:abstractNum w:abstractNumId="0" w15:restartNumberingAfterBreak="0">
     <w:nsid w:val="092171F8"/>
     <w:multiLevelType w:val="hybridMultilevel"/>
@@ -1593,7 +662,7 @@
 </file>
 
 <file path=word/styles.xml><?xml version="1.0" encoding="utf-8"?>
-<w:styles xmlns:mc="http://schemas.openxmlformats.org/markup-compatibility/2006" xmlns:r="http://schemas.openxmlformats.org/officeDocument/2006/relationships" xmlns:w="http://schemas.openxmlformats.org/wordprocessingml/2006/main" xmlns:w14="http://schemas.microsoft.com/office/word/2010/wordml" xmlns:w15="http://schemas.microsoft.com/office/word/2012/wordml" xmlns:w16cex="http://schemas.microsoft.com/office/word/2018/wordml/cex" xmlns:w16cid="http://schemas.microsoft.com/office/word/2016/wordml/cid" xmlns:w16="http://schemas.microsoft.com/office/word/2018/wordml" xmlns:w16du="http://schemas.microsoft.com/office/word/2023/wordml/word16du" xmlns:w16sdtdh="http://schemas.microsoft.com/office/word/2020/wordml/sdtdatahash" xmlns:w16sdtfl="http://schemas.microsoft.com/office/word/2024/wordml/sdtformatlock" xmlns:w16se="http://schemas.microsoft.com/office/word/2015/wordml/symex" mc:Ignorable="w14 w15 w16se w16cid w16 w16cex w16sdtdh w16sdtfl w16du">
+<w:styles xmlns:mc="http://schemas.openxmlformats.org/markup-compatibility/2006" xmlns:r="http://schemas.openxmlformats.org/officeDocument/2006/relationships" xmlns:w="http://schemas.openxmlformats.org/wordprocessingml/2006/main" xmlns:w14="http://schemas.microsoft.com/office/word/2010/wordml" xmlns:w15="http://schemas.microsoft.com/office/word/2012/wordml" xmlns:w16cex="http://schemas.microsoft.com/office/word/2018/wordml/cex" xmlns:w16cid="http://schemas.microsoft.com/office/word/2016/wordml/cid" xmlns:w16="http://schemas.microsoft.com/office/word/2018/wordml" xmlns:w16sdtdh="http://schemas.microsoft.com/office/word/2020/wordml/sdtdatahash" xmlns:w16sdtfl="http://schemas.microsoft.com/office/word/2024/wordml/sdtformatlock" xmlns:w16se="http://schemas.microsoft.com/office/word/2015/wordml/symex" xmlns:w16du="http://schemas.microsoft.com/office/word/2023/wordml/word16du" mc:Ignorable="w14 w15 w16se w16cid w16 w16cex w16sdtdh w16sdtfl w16du">
   <w:docDefaults>
     <w:rPrDefault>
       <w:rPr>
@@ -2046,6 +1115,36 @@
       <w:contextualSpacing/>
     </w:pPr>
   </w:style>
+  <w:style w:type="paragraph" w:styleId="NormalWeb">
+    <w:name w:val="Normal (Web)"/>
+    <w:basedOn w:val="Normal"/>
+    <w:uiPriority w:val="99"/>
+    <w:semiHidden/>
+    <w:unhideWhenUsed/>
+    <w:rsid w:val="004F26C9"/>
+    <w:pPr>
+      <w:spacing w:before="100" w:beforeAutospacing="1" w:after="100" w:afterAutospacing="1" w:line="240" w:lineRule="auto"/>
+    </w:pPr>
+    <w:rPr>
+      <w:rFonts w:ascii="Times New Roman" w:eastAsia="Times New Roman" w:hAnsi="Times New Roman" w:cs="Times New Roman"/>
+      <w:kern w:val="0"/>
+      <w:sz w:val="24"/>
+      <w:szCs w:val="24"/>
+      <w:lang w:val="en-GB" w:eastAsia="en-GB"/>
+      <w14:ligatures w14:val="none"/>
+    </w:rPr>
+  </w:style>
+  <w:style w:type="character" w:styleId="Strong">
+    <w:name w:val="Strong"/>
+    <w:basedOn w:val="DefaultParagraphFont"/>
+    <w:uiPriority w:val="22"/>
+    <w:qFormat/>
+    <w:rsid w:val="004F26C9"/>
+    <w:rPr>
+      <w:b/>
+      <w:bCs/>
+    </w:rPr>
+  </w:style>
 </w:styles>
 </file>
 
@@ -2342,4 +1441,10 @@
     </a:ext>
   </a:extLst>
 </a:theme>
+</file>
+
+<file path=docMetadata/LabelInfo.xml><?xml version="1.0" encoding="utf-8"?>
+<clbl:labelList xmlns:clbl="http://schemas.microsoft.com/office/2020/mipLabelMetadata">
+  <clbl:label id="{ec1e004b-8b5a-46d7-a477-5a3404c5c402}" enabled="1" method="Privileged" siteId="{b9dfa905-6761-4a54-8aa0-7b7647bbafb8}" contentBits="0" removed="0"/>
+</clbl:labelList>
 </file>